--- a/pr-preview/pr-392/chapters/teaching.docx
+++ b/pr-preview/pr-392/chapters/teaching.docx
@@ -15,7 +15,7 @@
         <w:pStyle w:val="Date"/>
       </w:pPr>
       <w:r>
-        <w:t xml:space="preserve">Last modified: 2026-10-27 23:33:41 (PDT)</w:t>
+        <w:t xml:space="preserve">Last modified: 2026-10-28 00:02:13 (PDT)</w:t>
       </w:r>
     </w:p>
     <w:tbl>
@@ -1119,24 +1119,7 @@
         </w:numPr>
       </w:pPr>
       <w:r>
-        <w:t xml:space="preserve">Define one</w:t>
-      </w:r>
-      <w:r>
-        <w:t xml:space="preserve"> </w:t>
-      </w:r>
-      <w:hyperlink r:id="rId16">
-        <w:r>
-          <w:rPr>
-            <w:rStyle w:val="Hyperlink"/>
-          </w:rPr>
-          <w:t xml:space="preserve">term</w:t>
-        </w:r>
-      </w:hyperlink>
-      <w:r>
-        <w:t xml:space="preserve"> </w:t>
-      </w:r>
-      <w:r>
-        <w:t xml:space="preserve">per</w:t>
+        <w:t xml:space="preserve">Define one term per</w:t>
       </w:r>
       <w:r>
         <w:t xml:space="preserve"> </w:t>
@@ -1434,24 +1417,7 @@
         <w:pStyle w:val="FirstParagraph"/>
       </w:pPr>
       <w:r>
-        <w:t xml:space="preserve">Every alternative name for the same concept stays in the div of the</w:t>
-      </w:r>
-      <w:r>
-        <w:t xml:space="preserve"> </w:t>
-      </w:r>
-      <w:hyperlink r:id="rId16">
-        <w:r>
-          <w:rPr>
-            <w:rStyle w:val="Hyperlink"/>
-          </w:rPr>
-          <w:t xml:space="preserve">term</w:t>
-        </w:r>
-      </w:hyperlink>
-      <w:r>
-        <w:t xml:space="preserve"> </w:t>
-      </w:r>
-      <w:r>
-        <w:t xml:space="preserve">it names</w:t>
+        <w:t xml:space="preserve">Every alternative name for the same concept stays in the div of the term it names</w:t>
       </w:r>
       <w:r>
         <w:t xml:space="preserve"> </w:t>
@@ -3261,31 +3227,7 @@
         <w:rPr>
           <w:rStyle w:val="NormalTok"/>
         </w:rPr>
-        <w:t xml:space="preserve">(the </w:t>
-      </w:r>
-      <w:r>
-        <w:rPr>
-          <w:rStyle w:val="CommentTok"/>
-        </w:rPr>
-        <w:t xml:space="preserve">[</w:t>
-      </w:r>
-      <w:r>
-        <w:rPr>
-          <w:rStyle w:val="OtherTok"/>
-        </w:rPr>
-        <w:t xml:space="preserve">sample mean</w:t>
-      </w:r>
-      <w:r>
-        <w:rPr>
-          <w:rStyle w:val="CommentTok"/>
-        </w:rPr>
-        <w:t xml:space="preserve">](defining-terms.qmd#def-sample-mean)</w:t>
-      </w:r>
-      <w:r>
-        <w:rPr>
-          <w:rStyle w:val="NormalTok"/>
-        </w:rPr>
-        <w:t xml:space="preserve"> of one variable in a real dataset, computed by a code chunk)</w:t>
+        <w:t xml:space="preserve">(the sample mean of one variable in a real dataset, computed by a code chunk)</w:t>
       </w:r>
       <w:r>
         <w:br/>
@@ -6554,24 +6496,7 @@
         <w:t xml:space="preserve"> </w:t>
       </w:r>
       <w:r>
-        <w:t xml:space="preserve">The link already says where the</w:t>
-      </w:r>
-      <w:r>
-        <w:t xml:space="preserve"> </w:t>
-      </w:r>
-      <w:hyperlink r:id="rId16">
-        <w:r>
-          <w:rPr>
-            <w:rStyle w:val="Hyperlink"/>
-          </w:rPr>
-          <w:t xml:space="preserve">term</w:t>
-        </w:r>
-      </w:hyperlink>
-      <w:r>
-        <w:t xml:space="preserve"> </w:t>
-      </w:r>
-      <w:r>
-        <w:t xml:space="preserve">lives.</w:t>
+        <w:t xml:space="preserve">The link already says where the term lives.</w:t>
       </w:r>
     </w:p>
     <w:p>
@@ -6627,24 +6552,7 @@
         <w:t xml:space="preserve"> </w:t>
       </w:r>
       <w:r>
-        <w:t xml:space="preserve">A sentence about which notes define a</w:t>
-      </w:r>
-      <w:r>
-        <w:t xml:space="preserve"> </w:t>
-      </w:r>
-      <w:hyperlink r:id="rId16">
-        <w:r>
-          <w:rPr>
-            <w:rStyle w:val="Hyperlink"/>
-          </w:rPr>
-          <w:t xml:space="preserve">term</w:t>
-        </w:r>
-      </w:hyperlink>
-      <w:r>
-        <w:t xml:space="preserve"> </w:t>
-      </w:r>
-      <w:r>
-        <w:t xml:space="preserve">adds no content,</w:t>
+        <w:t xml:space="preserve">A sentence about which notes define a term adds no content,</w:t>
       </w:r>
       <w:r>
         <w:t xml:space="preserve"> </w:t>

--- a/pr-preview/pr-392/chapters/teaching.docx
+++ b/pr-preview/pr-392/chapters/teaching.docx
@@ -15,7 +15,7 @@
         <w:pStyle w:val="Date"/>
       </w:pPr>
       <w:r>
-        <w:t xml:space="preserve">Last modified: 2026-10-28 00:02:13 (PDT)</w:t>
+        <w:t xml:space="preserve">Last modified: 2026-10-28 00:14:43 (PDT)</w:t>
       </w:r>
     </w:p>
     <w:tbl>
